--- a/zaini_case_audit_output/outputs/word/documents/079_مذكرة توضيحية من المدعي ـ 06-03-1445.docx
+++ b/zaini_case_audit_output/outputs/word/documents/079_مذكرة توضيحية من المدعي ـ 06-03-1445.docx
@@ -208,7 +208,7 @@
           <w:b w:val="0"/>
           <w:i w:val="0"/>
         </w:rPr>
-        <w:t>هـ 1445 / 03 / 06 التارخي:</w:t>
+        <w:t>:يخراتلا 06 / 03 / 1445 ـه</w:t>
       </w:r>
     </w:p>
     <w:p>
@@ -221,7 +221,7 @@
           <w:b w:val="0"/>
           <w:i w:val="0"/>
         </w:rPr>
-        <w:t>م 2023 / 09 / 21 املوافق:</w:t>
+        <w:t>:قفاولما 21 / 09 / 2023 م</w:t>
       </w:r>
     </w:p>
     <w:p>
@@ -247,7 +247,7 @@
           <w:b w:val="0"/>
           <w:i w:val="0"/>
         </w:rPr>
-        <w:t>،،،،،، السالم عليمك ورمحة للا وبراكته</w:t>
+        <w:t>هتكاربو الل ةحمرو كميلع ملاسلا ،،،،،،</w:t>
       </w:r>
     </w:p>
     <w:p>
@@ -260,7 +260,7 @@
           <w:b w:val="0"/>
           <w:i w:val="0"/>
         </w:rPr>
-        <w:t>( 42824717 ) ة احلرازي ابدلعوى رمق ق املدعني عدانن زيين وعات من مقدمة مذكرة توضيحية ختامية املوضوع :</w:t>
+        <w:t>: عوضولما ةيماتخ ةيحيضوت ةركذم ةمدقم نم تاعو نييز ننادع ينعدلما ق قمر ىوعلدبا يزارلحا ة ( 42824717 )</w:t>
       </w:r>
     </w:p>
     <w:p>
@@ -273,7 +273,7 @@
           <w:b w:val="0"/>
           <w:i w:val="0"/>
         </w:rPr>
-        <w:t>هـ 1445 / 03 / 04 نوحضملقام ادلائرة اليت ردا عىل ما أ اثره وكيل املدعى عليه املضبوطة يف اجللسة السابقة واليت اكنت بتارخي</w:t>
+        <w:t>يخراتب تنكا تيلاو ةقباسلا ةسللجا في ةطوبضلما هيلع ىعدلما ليكو هرثا أ ام لىع ادر تيلا ةرئالدا ماقلمضحون 04 / 03 / 1445 ـه</w:t>
       </w:r>
     </w:p>
     <w:p>
@@ -312,7 +312,7 @@
           <w:b w:val="0"/>
           <w:i w:val="0"/>
         </w:rPr>
-        <w:t>ادلعوى. عىل مضامينه يف أ ي مرحةل من مراحل يعرتض عليه ومل اذلي مت ختارج الرشاكء عليه وأ قر به املدعى املبلغ هو – حمل احلمك – الهنايئ ان هذا املبلغ املذكور ابلتقرير 2-</w:t>
+        <w:t>2- ريرقتلبا روكذلما غلبلما اذه نا ئيانهلا – كملحا لمح – وه غلبلما ىعدلما هب رق أو هيلع ءكاشرلا جراتخ تم يلذا لمو هيلع ضترعي لحارم نم لةحرم ي أ في هنيماضم لىع .ىوعلدا</w:t>
       </w:r>
     </w:p>
     <w:p>
@@ -663,7 +663,7 @@
           <w:b w:val="0"/>
           <w:i w:val="0"/>
         </w:rPr>
-        <w:t>وللا حيفظمك و يرعامك ،،،،</w:t>
+        <w:t>،،،، كماعري و كمظفيح اللو</w:t>
       </w:r>
     </w:p>
     <w:p>
@@ -676,7 +676,7 @@
           <w:b w:val="0"/>
           <w:i w:val="0"/>
         </w:rPr>
-        <w:t>املدعني واكةل</w:t>
+        <w:t>لةكاو ينعدلما</w:t>
       </w:r>
     </w:p>
     <w:p>
@@ -689,7 +689,7 @@
           <w:b w:val="0"/>
           <w:i w:val="0"/>
         </w:rPr>
-        <w:t>احملايم د. محمد بن فواز بن منري الثعيل</w:t>
+        <w:t>ليعثلا يرنم نب زاوف نب دمحم .د ميالمحا</w:t>
       </w:r>
     </w:p>
     <w:p>

--- a/zaini_case_audit_output/outputs/word/documents/079_مذكرة توضيحية من المدعي ـ 06-03-1445.docx
+++ b/zaini_case_audit_output/outputs/word/documents/079_مذكرة توضيحية من المدعي ـ 06-03-1445.docx
@@ -182,7 +182,7 @@
           <w:b w:val="0"/>
           <w:i w:val="0"/>
         </w:rPr>
-        <w:t>أسامھ بن احمد بن عبا</w:t>
+        <w:t>ابع نب دمحا نب ھماسأ</w:t>
       </w:r>
     </w:p>
     <w:p>
@@ -195,7 +195,7 @@
           <w:b w:val="0"/>
           <w:i w:val="0"/>
         </w:rPr>
-        <w:t>أسامھ بن احمد بن عبا</w:t>
+        <w:t>ابع نب دمحا نب ھماسأ</w:t>
       </w:r>
     </w:p>
     <w:p>
@@ -234,7 +234,7 @@
           <w:b w:val="0"/>
           <w:i w:val="0"/>
         </w:rPr>
-        <w:t>سلمهم للا دائرة الاس تئناف التجارية الثانية مبحمكة الاس تئناف التجارية جبدة أ حصاب الفضيةل رئيس واعضاء</w:t>
+        <w:t>ءاضعاو سيئر لةيضفلا باصح أ ةدبج ةيراجتلا فانئت سالا ةكمحبم ةيناثلا ةيراجتلا فانئت سالا ةرئاد الل مهملس</w:t>
       </w:r>
     </w:p>
     <w:p>
@@ -299,7 +299,7 @@
           <w:b w:val="0"/>
           <w:i w:val="0"/>
         </w:rPr>
-        <w:t>رايل . 931،757،367 القمية يه مبلغ هذا املبلغمل يكنيف التقرير الهنايئ وامنااكنيف تقرير مبديئ مث بعد اعرتاضات الاطراف صدر التقرير الهنايئ اذلي قرر ان ان 1- من وجوه : مليون رايل فقط دفع واه وساقط 79 تقدر بقمية تبلغ - حمل الزناع - دفع املدعى عليه بأ ن احلصص ؛ فان املوضوعية ومن الناحية</w:t>
+        <w:t>ةيحانلا نمو ةيعوضولما ناف ؛ صصلحا ن أب هيلع ىعدلما عفد - عانزلا لمح - غلبت ةيمقب ردقت 79 طقاسو هاو عفد طقف ليار نويلم : هوجو نم 1- نا نا ررق يلذا ئيانهلا ريرقتلا ردص فارطالا تاضاترعا دعب ثم ئيدبم ريرقت فينكاانماو ئيانهلا ريرقتلا فينكي لمغلبلما اذه غلبم هي ةيمقلا 367،757،931 . ليار</w:t>
       </w:r>
     </w:p>
     <w:p>
@@ -429,7 +429,7 @@
           <w:b w:val="0"/>
           <w:i w:val="0"/>
         </w:rPr>
-        <w:t>أسامھ بن احمد بن عبا</w:t>
+        <w:t>ابع نب دمحا نب ھماسأ</w:t>
       </w:r>
     </w:p>
     <w:p>
@@ -442,7 +442,7 @@
           <w:b w:val="0"/>
           <w:i w:val="0"/>
         </w:rPr>
-        <w:t>أسامھ بن احمد بن عبا</w:t>
+        <w:t>ابع نب دمحا نب ھماسأ</w:t>
       </w:r>
     </w:p>
     <w:p>
@@ -455,7 +455,7 @@
           <w:b w:val="0"/>
           <w:i w:val="0"/>
         </w:rPr>
-        <w:t>بار دلى ادلائرة املوقرة حصته وهذا ما نأ مل أ ن يكون حمل اعت من قبل أ طراف الزناع مجيعا ومهنم املدعى عليه يف هذه ادلعوى وال يقبل من الاخري اسقاطه أ و التشكيك يف الاعرتاض عدم و عىل التقيمي والتقرير الهنايئ للخبري احملاس يب ومت التخارج مبوجب هذا التقرير أ مام احملمكة أنذاك ويزنل هذا الترصفمبزنةل الرضا أ . وعليه فان املبلغ املتعمد لتقرير قمية احلصص حمل املطالبة هو املبلغ احملكوم به من قبل حممكة ادلرجة الاوىل بناءا صورة التقرير ( 1 )مرفق ( رايل 931،757،367 ) وقدره قميةرشكة امحد زيين التجارية هو مبلغ بعدها ان وما 6 ورديف التقرير الهنايئ ص 3-</w:t>
+        <w:t>3- ص ئيانهلا ريرقتلا فيدرو 6 امو نا اهدعب غلبم وه ةيراجتلا نييز دحما ةكشرةيمق هردقو ( 367،757،931 ليار ) قفرم( 1 ) ريرقتلا ةروص اءانب لىوالا ةجرلدا ةكممح لبق نم هب موكلمحا غلبلما وه ةبلاطلما لمح صصلحا ةيمق ريرقتل دمعتلما غلبلما ناف هيلعو . أ اضرلا لةنزبمفصرتلا اذه لنزيو كاذنأ ةكملمحا مام أ ريرقتلا اذه بجوبم جراختلا تمو بي سالمحا يربخلل ئيانهلا ريرقتلاو يميقتلا لىع و مدع ضاترعالا في كيكشتلا و أ هطاقسا يرخالا نم لبقي لاو ىوعلدا هذه في هيلع ىعدلما منهمو اعيجم عانزلا فارط أ لبق نم تعا لمح نوكي ن أ لم أن ام اذهو هتصح ةرقولما ةرئالدا ىلد راب</w:t>
       </w:r>
     </w:p>
     <w:p>
@@ -468,7 +468,7 @@
           <w:b w:val="0"/>
           <w:i w:val="0"/>
         </w:rPr>
-        <w:t>املدعى عليه . واان وكيلها وحمامهيا يف تكل ادلعوى مما يبني وجود اخلصومة واخلالف بني الاطراف وهتافت هذا ادلفع من ( 4570053093 ) ويه منظورة ابحملمكة العامة جبدة برمق ( رايل 135.000.000 ) بأ ن تدفع هل مبلغ اللزاهما املدعى عليه دعوى ضد مولكيت ( ونود ان ننوه ادلائرة املوقرة ان اخلصومة بني مولكي واملدعى عليه حمتدمة فقد أ قام صورة الاقرار 3 من ابهنا غازي ) مرفق الثاقب بعد عونللا وتأ ييده وقد شهد عليه احفادها أ نه لن ينطيل عىل نظر وبصرية ادلائرة وفهمها ن ما نتيق والتشغيب علهيا وهذا منه يف اجللسة املاضية بقصد اسقاط احلقوق الثابتة يف مواهجته املثارة حىت الهناية ودحض افرتاءات املدعى عليه وأاكذيبه حبقها الرشعي والنظايم فاننا نرفق ملقام ادلائرة االقرار الرصحي واذلي ال يقبل التشكيك والتأ ويل يف ارصارها عىل املطالبة حبقها وتأ كيدا من مولكيت عىل حرصها عىل املطالبة اوحصهتا ظروف تسجيلها أ و توقيهتا ال يعمل واال فاحلجة تقارعابحلجةال بتسجيالت لبة حبقوقها وجلوء املدعي عليه لهذه الاساليب امللتويةابعثه ادراكه بعدم سالمة موقفه املطا أ و عليه املدعى خمامصة يف رغبهتا عدم فيه تبدي ملولكيت مصور تسجيل وجود من عليه املدعى ه ما يزمع الثابتة احلقيقة هذه من ينال وال ( صورة الواكةل 2 مرفق ) حبقوقها واملطالبة لمتثيلها النظامية الواكةل يل اصدرت وانزتاعه احلق هذا اس تخراج سبيل ويف نظايم أ و رشعي للمتكل معترب سبيل وال حق بغري عليه املدعى علهيا اس تحوذ اذلي التجارية واوالده زيين أ محد رشكة من ؜٪ 90 املمتثل يف نصيهبا الرشعي يف احلصص البالغة ة احلرازي ممتسكةابملطالبة حبقها يف ارث زوهجا املتويف أ محد زيين رمحة للا تق نؤكدملقام ادلائرة املوقرة أ ن مولكيت املدعية عا اثنيا :</w:t>
+        <w:t>: اينثا اع ةيعدلما تيكلوم ن أ ةرقولما ةرئالدا ماقلمدكؤن قت الل ةحمر نييز دحم أ فيوتلما اجهوز ثرا في اهقبح ةبلاطلمباةكستمم يزارلحا ة ةغلابلا صصلحا في يعشرلا ابهيصن في لثتملما 90 ٪؜ نم ةكشر دحم أ نييز هدلاواو ةيراجتلا يلذا ذوحت سا ايهلع ىعدلما هيلع يرغب قح لاو ليبس برتعم لكتملل يعشر و أ مياظن فيو ليبس جارخت سا اذه قلحا هعاتزناو تردصا لي لةكاولا ةيماظنلا اهليثتمل ةبلاطلماو اهقوقبح ( قفرم 2 لةكاولا ةروص ) لاو لاني نم هذه ةقيقلحا ةتباثلا عمزي ام ه ىعدلما هيلع نم دوجو ليجست روصم تيكلولم يدبت هيف مدع اتهبغر في ةصمامخ ىعدلما هيلع و أ اطلما هفقوم ةملاس مدعب هكاردا هثعباةيوتللما بيلاسالا هذهل هيلع يعدلما ءولجو اهقوقبح ةبل تلايجستب لاةجلحباعراقت ةجلحاف لااو لمعي لا اتهيقوت و أ اهليجست فورظ اتهصحوا ةبلاطلما لىع اهصرح لىع تيكلوم نم اديك أتو اهقبح ةبلاطلما لىع اهراصرا في ليو أتلاو كيكشتلا لبقي لا يلذاو يحصرلا رارقلاا ةرئالدا ماقلم قفرن انناف مياظنلاو يعشرلا اهقبح هبيذكاأو هيلع ىعدلما تاءاترفا ضحدو ةيانهلا تىح ةراثلما هتجهاوم في ةتباثلا قوقلحا طاقسا دصقب ةيضالما ةسللجا في هنم اذهو ايهلع بيغشتلاو قيتن ام ن اهمهفو ةرئالدا ةيرصبو رظن لىع ليطني نل هن أ اهدافحا هيلع دهش دقو هديي أتو اللنوع دعب بقاثلا قفرم ( يزاغ انهبا نم 3 رارقالا ةروص ماق أ دقف ةمدتمح هيلع ىعدلماو يكلوم ينب ةموصلخا نا ةرقولما ةرئالدا هونن نا دونو ) تيكلوم دض ىوعد هيلع ىعدلما امهازللا غلبم له عفدت ن أب ( 135.000.000 ليار ) قمرب ةدبج ةماعلا ةكملمحبا ةروظنم هيو ( 4570053093 ) نم عفلدا اذه تفاتهو فارطالا ينب فلالخاو ةموصلخا دوجو ينبي امم ىوعلدا لكت في ايهمامحو اهليكو نااو . هيلع ىعدلما</w:t>
       </w:r>
     </w:p>
     <w:p>
@@ -481,7 +481,7 @@
           <w:b w:val="0"/>
           <w:i w:val="0"/>
         </w:rPr>
-        <w:t>دون الثلث يه الوصية أ ن من يغري ال وصيته يف املورث رغبات رصد يف والتأ خري والتقدي الاحفاد عىل يوزع الثلث هذا من ى ما تبق أ ن عىل نص مث الثالثة الثلث مصارف بأ ن ابتدأ الوصية اثبات صك أ ن املوقرة ادلائرة ترى وقد ابلوصية املثبت التفصيل وفق ال حفاد عىل يوزع احملددة الثالثة املصارف هذه بعد الثلث هذا من يتبقى وما الثلث خارج وليست الوصية ثلث من ختصم ماليني وامخلسة ماليني والعرشة ؜٪5 النس بة أ ن يعين مما (( اخل .. احفادي عىل يوزع الثلث من تبقى وما )) عىل النص مت لكه هذا بعد فاطمة بوادي جدة أ رض الحياء ماليني ومخسة علمي كوقف ماليني وعرشة زيين لل كوقف ؜٪ 5 أ ن نص عىل نس بة ( جند أ ن املورث رمحهللا قد أ وىص بثلث تركته وفق مصارف الوصية املثبتة بصك اثبات الوصية ، فبعد صك الوصية 4 مرفق والتأ مل عىل صك الوصية ) وابالطالع مولكي يف قمية احلصص احملكوم هبا مع وجود وصية من املورث رمحه للا واجبة النفاذ ، نرغب ان تأ ذن لنا ادلائرة املوقرة يف مزيد بيان وايضاح حول مسأ ةل طلب تفصيل منطوق احلمك والتنصيص عىل نصيب اثلثا:</w:t>
+        <w:t>:اثلثا بيصن لىع صيصنتلاو كملحا قوطنم ليصفت بلط لة أسم لوح حاضياو نايب ديزم في ةرقولما ةرئالدا انل نذ أت نا بغرن ، ذافنلا ةبجاو الل هحمر ثرولما نم ةيصو دوجو عم ابه موكلمحا صصلحا ةيمق في يكلوم علاطلاباو ( ةيصولا كص لىع لم أتلاو قفرم 4 ةيصولا كص دعبف ، ةيصولا تابثا كصب ةتبثلما ةيصولا فراصم قفو هتكرت ثلثب صىو أ دق اللهحمر ثرولما ن أ دنج ) ةب سن لىع صن ن أ 5 ٪؜ فقوك لل نييز ةشرعو ينيلام فقوك يملع ةسخمو ينيلام ءايحلا ضر أ ةدج يداوب ةمطاف دعب اذه هكل تم صنلا لىع (( امو ىقبت نم ثلثلا عزوي لىع يدافحا .. لخا )) امم نيعي ن أ ةب سنلا 5٪؜ ةشرعلاو ينيلام ةسلخماو ينيلام مصتخ نم ثلث ةيصولا تسيلو جراخ ثلثلا امو ىقبتي نم اذه ثلثلا دعب هذه فراصلما ةثلاثلا ةددلمحا عزوي لىع دافح لا قفو ليصفتلا تبثلما ةيصولبا دقو ىرت ةرئالدا ةرقولما ن أ كص تابثا ةيصولا أدتبا ن أب فراصم ثلثلا ةثلاثلا ثم صن لىع ن أ قبت ام ى نم اذه ثلثلا عزوي لىع دافحالا يدقتلاو يرخ أتلاو في دصر تابغر ثرولما في هتيصو لا يرغي نم ن أ ةيصولا هي ثلثلا نود</w:t>
       </w:r>
     </w:p>
     <w:p>
@@ -598,7 +598,7 @@
           <w:b w:val="0"/>
           <w:i w:val="0"/>
         </w:rPr>
-        <w:t>أسامھ بن احمد بن عبا</w:t>
+        <w:t>ابع نب دمحا نب ھماسأ</w:t>
       </w:r>
     </w:p>
     <w:p>
@@ -611,7 +611,7 @@
           <w:b w:val="0"/>
           <w:i w:val="0"/>
         </w:rPr>
-        <w:t>أسامھ بن احمد بن عبا</w:t>
+        <w:t>ابع نب دمحا نب ھماسأ</w:t>
       </w:r>
     </w:p>
     <w:p>
@@ -624,7 +624,7 @@
           <w:b w:val="0"/>
           <w:i w:val="0"/>
         </w:rPr>
-        <w:t>رشيف علمها أ ن قمية املبلغ احملكوم به تصبحاكلتايل .: عىل خيفى وال املوقرة لدلائرة يظهر ( االرث حرص 5 مرفق ) االرث حرص صك عىل الاطالع وبعد به احملكوم املبلغ عىل الرشعي التقرير هذا وابنزال ، نقصان أ و زايدة</w:t>
+        <w:t>ةدياز و أ ناصقن ، لازنباو اذه ريرقتلا يعشرلا لىع غلبلما موكلمحا هب دعبو علاطالا لىع كص صرح ثرلاا ( قفرم 5 صرح ثرلاا ) رهظي ةرئالدل ةرقولما لاو ىفيخ لىع .: لياتلكاحبصت هب موكلمحا غلبلما ةيمق ن أ اهملع فيشر</w:t>
       </w:r>
     </w:p>
     <w:p>
@@ -637,7 +637,7 @@
           <w:b w:val="0"/>
           <w:i w:val="0"/>
         </w:rPr>
-        <w:t>رايل( س تة و تسعون مليون و س بعامئة و تسعة و س بعون الف و مئتان و س بعون رايل 96.779.270 ) مولكي عدانن زيين ؛ بعد خصم مبلغ الثلث للوصية والمثن ملولكيت ابملناصفة مع املدعي عليه يس تحق مبلغا وقدره 2- مليون و سامتئة و اثنان و س بعون الف و ثالمثائة و تسعة و س بعون رايل ( مائة و عرشة 672.379,110 مبلغ و قدره ) الوصية : الثلث يرصف حسب مصارفها ويكون اجاميل ذكل مبلغا وقدره 1-</w:t>
+        <w:t>1- هردقو اغلبم لكذ ليماجا نوكيو اهفراصم بسح فصري ثلثلا : ةيصولا ( هردق و غلبم 110,672.379 ةشرع و ةئام ) ليار نوعب س و ةعست و ةئاثملاث و فلا نوعب س و نانثا و ةئتماس و نويلم 2- هردقو اغلبم قحت سي هيلع يعدلما عم ةفصانلمبا تيكلولم نثملاو ةيصولل ثلثلا غلبم مصخ دعب ؛ نييز ننادع يكلوم ( 96.779.270 ليار نوعب س و ناتئم و فلا نوعب س و ةعست و ةئماعب س و نويلم نوعست و ةت س )ليار</w:t>
       </w:r>
     </w:p>
     <w:p>
@@ -650,7 +650,7 @@
           <w:b w:val="0"/>
           <w:i w:val="0"/>
         </w:rPr>
-        <w:t>ال مر املقيض به اذلي جاء مجمال حىت تتحقق الغاية من الاحاكم القضائية يف الفصل يف املنازعات بشلك ابت وقاطع وتكتسب الاحاكم جحية اليت طالبنا فهيا بتفصيل منطوق احلمك الاعرتاضية يف مذكرتنا ه ما وحضنا تفصيل منطوقة وفق التفصيل النف يف البند اثلثا و واملذكرات السابقة نطلب من مقام ادلائرة تأ ييد حمك حممكة ادلرجة الاوىل حمل النظر مع املذكرة بيانه يف هذه ق ما س ب وللك و عرشون مليون و سامتئة و واحد ومخسون الف ومئتان و تسعة عرش رايل رايل(س بعة 27.651.219 ) احلرازي ؛ بعد خصم مبلغ الثلث للوصية يصبح المثن املس تحق لهارشعا مبلغا وقدره اتقة مولكيت ع 3-</w:t>
+        <w:t>3- ع تيكلوم ةقتا هردقو اغلبم اعشراهل قحت سلما نثملا حبصي ةيصولل ثلثلا غلبم مصخ دعب ؛ يزارلحا ( 27.651.219 ةعب س)ليار ليار شرع ةعست و ناتئمو فلا نوسخمو دحاو و ةئتماس و نويلم نوشرع و كللو ب س ام ق هذه في هنايب ةركذلما عم رظنلا لمح لىوالا ةجرلدا ةكممح كمح ديي أت ةرئالدا ماقم نم بلطن ةقباسلا تاركذلماو و اثلثا دنبلا في فنلا ليصفتلا قفو ةقوطنم ليصفت انضحو ام ه انتركذم في ةيضاترعالا كملحا قوطنم ليصفتب ايهف انبلاط تيلا ةيحج مكاحالا بستكتو عطاقو تبا كلشب تاعزانلما في لصفلا في ةيئاضقلا مكاحالا نم ةياغلا ققحتت تىح لامجم ءاج يلذا هب ضيقلما رم لا</w:t>
       </w:r>
     </w:p>
     <w:p>
@@ -689,7 +689,7 @@
           <w:b w:val="0"/>
           <w:i w:val="0"/>
         </w:rPr>
-        <w:t>ليعثلا يرنم نب زاوف نب دمحم .د ميالمحا</w:t>
+        <w:t>احملايم د. محمد بن فواز بن منري الثعيل</w:t>
       </w:r>
     </w:p>
     <w:p>
@@ -806,7 +806,7 @@
           <w:b w:val="0"/>
           <w:i w:val="0"/>
         </w:rPr>
-        <w:t>أسامھ بن احمد بن عبا</w:t>
+        <w:t>ابع نب دمحا نب ھماسأ</w:t>
       </w:r>
     </w:p>
     <w:p>
@@ -819,7 +819,7 @@
           <w:b w:val="0"/>
           <w:i w:val="0"/>
         </w:rPr>
-        <w:t>أسامھ بن احمد بن عبا</w:t>
+        <w:t>ابع نب دمحا نب ھماسأ</w:t>
       </w:r>
     </w:p>
     <w:sectPr>

--- a/zaini_case_audit_output/outputs/word/documents/079_مذكرة توضيحية من المدعي ـ 06-03-1445.docx
+++ b/zaini_case_audit_output/outputs/word/documents/079_مذكرة توضيحية من المدعي ـ 06-03-1445.docx
@@ -247,7 +247,7 @@
           <w:b w:val="0"/>
           <w:i w:val="0"/>
         </w:rPr>
-        <w:t>هتكاربو الل ةحمرو كميلع ملاسلا ،،،،،،</w:t>
+        <w:t>هتكاربو الل ةحمرو كميلع ملاسلا ،،،</w:t>
       </w:r>
     </w:p>
     <w:p>

--- a/zaini_case_audit_output/outputs/word/documents/079_مذكرة توضيحية من المدعي ـ 06-03-1445.docx
+++ b/zaini_case_audit_output/outputs/word/documents/079_مذكرة توضيحية من المدعي ـ 06-03-1445.docx
@@ -70,14 +70,13 @@
     <w:p/>
     <w:p>
       <w:pPr>
+        <w:pStyle w:val="Heading2"/>
         <w:jc w:val="right"/>
         <w:bidi/>
       </w:pPr>
       <w:r>
-        <w:rPr>
-          <w:b w:val="0"/>
-          <w:i w:val="0"/>
-        </w:rPr>
+        <w:t>[نص الضبط / الحكم — المتن الفعلي] ===</w:t>
+        <w:br/>
         <w:t>أسامھ بن احمد بن عباس زيني</w:t>
       </w:r>
     </w:p>

--- a/zaini_case_audit_output/outputs/word/documents/079_مذكرة توضيحية من المدعي ـ 06-03-1445.docx
+++ b/zaini_case_audit_output/outputs/word/documents/079_مذكرة توضيحية من المدعي ـ 06-03-1445.docx
@@ -75,7 +75,7 @@
         <w:bidi/>
       </w:pPr>
       <w:r>
-        <w:t>[نص الضبط / الحكم — المتن الفعلي] ===</w:t>
+        <w:t>[المتن الفعلي: الوقائع / الأسباب / المنطوق] ===</w:t>
         <w:br/>
         <w:t>أسامھ بن احمد بن عباس زيني</w:t>
       </w:r>
@@ -225,27 +225,25 @@
     </w:p>
     <w:p>
       <w:pPr>
+        <w:pStyle w:val="Heading2"/>
         <w:jc w:val="right"/>
         <w:bidi/>
       </w:pPr>
       <w:r>
-        <w:rPr>
-          <w:b w:val="0"/>
-          <w:i w:val="0"/>
-        </w:rPr>
-        <w:t>ءاضعاو سيئر لةيضفلا باصح أ ةدبج ةيراجتلا فانئت سالا ةكمحبم ةيناثلا ةيراجتلا فانئت سالا ةرئاد الل مهملس</w:t>
+        <w:t>[المُرسَل إليه / المخاطَب والتحية] ===</w:t>
+        <w:br/>
+        <w:t>سلمهم للا دائرة الاس تئناف التجارية الثانية مبحمكة الاس تئناف التجارية جبدة أ حصاب الفضيةل رئيس واعضاء</w:t>
       </w:r>
     </w:p>
     <w:p>
       <w:pPr>
+        <w:pStyle w:val="Heading2"/>
         <w:jc w:val="right"/>
         <w:bidi/>
       </w:pPr>
       <w:r>
-        <w:rPr>
-          <w:b w:val="0"/>
-          <w:i w:val="0"/>
-        </w:rPr>
+        <w:t>[المتن الفعلي: الوقائع / الأسباب / المنطوق] ===</w:t>
+        <w:br/>
         <w:t>هتكاربو الل ةحمرو كميلع ملاسلا ،،،</w:t>
       </w:r>
     </w:p>

--- a/zaini_case_audit_output/outputs/word/documents/079_مذكرة توضيحية من المدعي ـ 06-03-1445.docx
+++ b/zaini_case_audit_output/outputs/word/documents/079_مذكرة توضيحية من المدعي ـ 06-03-1445.docx
@@ -181,7 +181,7 @@
           <w:b w:val="0"/>
           <w:i w:val="0"/>
         </w:rPr>
-        <w:t>ابع نب دمحا نب ھماسأ</w:t>
+        <w:t>أسامھ بن احمد بن عبا</w:t>
       </w:r>
     </w:p>
     <w:p>
@@ -194,7 +194,7 @@
           <w:b w:val="0"/>
           <w:i w:val="0"/>
         </w:rPr>
-        <w:t>ابع نب دمحا نب ھماسأ</w:t>
+        <w:t>أسامھ بن احمد بن عبا</w:t>
       </w:r>
     </w:p>
     <w:p>
@@ -270,7 +270,7 @@
           <w:b w:val="0"/>
           <w:i w:val="0"/>
         </w:rPr>
-        <w:t>يخراتب تنكا تيلاو ةقباسلا ةسللجا في ةطوبضلما هيلع ىعدلما ليكو هرثا أ ام لىع ادر تيلا ةرئالدا ماقلمضحون 04 / 03 / 1445 ـه</w:t>
+        <w:t>هـ 1445 / 03 / 04 نوحضملقام ادلائرة اليت ردا عىل ما أ اثره وكيل املدعى عليه املضبوطة يف اجللسة السابقة واليت اكنت بتارخي</w:t>
       </w:r>
     </w:p>
     <w:p>
@@ -296,7 +296,7 @@
           <w:b w:val="0"/>
           <w:i w:val="0"/>
         </w:rPr>
-        <w:t>ةيحانلا نمو ةيعوضولما ناف ؛ صصلحا ن أب هيلع ىعدلما عفد - عانزلا لمح - غلبت ةيمقب ردقت 79 طقاسو هاو عفد طقف ليار نويلم : هوجو نم 1- نا نا ررق يلذا ئيانهلا ريرقتلا ردص فارطالا تاضاترعا دعب ثم ئيدبم ريرقت فينكاانماو ئيانهلا ريرقتلا فينكي لمغلبلما اذه غلبم هي ةيمقلا 367،757،931 . ليار</w:t>
+        <w:t>رايل . 931،757،367 القمية يه مبلغ هذا املبلغمل يكنيف التقرير الهنايئ وامنااكنيف تقرير مبديئ مث بعد اعرتاضات الاطراف صدر التقرير الهنايئ اذلي قرر ان ان 1- من وجوه : مليون رايل فقط دفع واه وساقط 79 تقدر بقمية تبلغ - حمل الزناع - دفع املدعى عليه بأ ن احلصص ؛ فان املوضوعية ومن الناحية</w:t>
       </w:r>
     </w:p>
     <w:p>
@@ -309,7 +309,7 @@
           <w:b w:val="0"/>
           <w:i w:val="0"/>
         </w:rPr>
-        <w:t>2- ريرقتلبا روكذلما غلبلما اذه نا ئيانهلا – كملحا لمح – وه غلبلما ىعدلما هب رق أو هيلع ءكاشرلا جراتخ تم يلذا لمو هيلع ضترعي لحارم نم لةحرم ي أ في هنيماضم لىع .ىوعلدا</w:t>
+        <w:t>ادلعوى. عىل مضامينه يف أ ي مرحةل من مراحل يعرتض عليه ومل اذلي مت ختارج الرشاكء عليه وأ قر به املدعى املبلغ هو – حمل احلمك – الهنايئ ان هذا املبلغ املذكور ابلتقرير 2-</w:t>
       </w:r>
     </w:p>
     <w:p>
@@ -426,7 +426,7 @@
           <w:b w:val="0"/>
           <w:i w:val="0"/>
         </w:rPr>
-        <w:t>ابع نب دمحا نب ھماسأ</w:t>
+        <w:t>أسامھ بن احمد بن عبا</w:t>
       </w:r>
     </w:p>
     <w:p>
@@ -439,33 +439,31 @@
           <w:b w:val="0"/>
           <w:i w:val="0"/>
         </w:rPr>
-        <w:t>ابع نب دمحا نب ھماسأ</w:t>
+        <w:t>أسامھ بن احمد بن عبا</w:t>
       </w:r>
     </w:p>
     <w:p>
       <w:pPr>
+        <w:pStyle w:val="Heading2"/>
         <w:jc w:val="right"/>
         <w:bidi/>
       </w:pPr>
       <w:r>
-        <w:rPr>
-          <w:b w:val="0"/>
-          <w:i w:val="0"/>
-        </w:rPr>
-        <w:t>3- ص ئيانهلا ريرقتلا فيدرو 6 امو نا اهدعب غلبم وه ةيراجتلا نييز دحما ةكشرةيمق هردقو ( 367،757،931 ليار ) قفرم( 1 ) ريرقتلا ةروص اءانب لىوالا ةجرلدا ةكممح لبق نم هب موكلمحا غلبلما وه ةبلاطلما لمح صصلحا ةيمق ريرقتل دمعتلما غلبلما ناف هيلعو . أ اضرلا لةنزبمفصرتلا اذه لنزيو كاذنأ ةكملمحا مام أ ريرقتلا اذه بجوبم جراختلا تمو بي سالمحا يربخلل ئيانهلا ريرقتلاو يميقتلا لىع و مدع ضاترعالا في كيكشتلا و أ هطاقسا يرخالا نم لبقي لاو ىوعلدا هذه في هيلع ىعدلما منهمو اعيجم عانزلا فارط أ لبق نم تعا لمح نوكي ن أ لم أن ام اذهو هتصح ةرقولما ةرئالدا ىلد راب</w:t>
+        <w:t>[الطلبات / المرفقات] ===</w:t>
+        <w:br/>
+        <w:t>بار دلى ادلائرة املوقرة حصته وهذا ما نأ مل أ ن يكون حمل اعت من قبل أ طراف الزناع مجيعا ومهنم املدعى عليه يف هذه ادلعوى وال يقبل من الاخري اسقاطه أ و التشكيك يف الاعرتاض عدم و عىل التقيمي والتقرير الهنايئ للخبري احملاس يب ومت التخارج مبوجب هذا التقرير أ مام احملمكة أنذاك ويزنل هذا الترصفمبزنةل الرضا أ . وعليه فان املبلغ املتعمد لتقرير قمية احلصص حمل املطالبة هو املبلغ احملكوم به من قبل حممكة ادلرجة الاوىل بناءا صورة التقرير ( 1 )مرفق ( رايل 931،757،367 ) وقدره قميةرشكة امحد زيين التجارية هو مبلغ بعدها ان وما 6 ورديف التقرير الهنايئ ص 3-</w:t>
       </w:r>
     </w:p>
     <w:p>
       <w:pPr>
+        <w:pStyle w:val="Heading2"/>
         <w:jc w:val="right"/>
         <w:bidi/>
       </w:pPr>
       <w:r>
-        <w:rPr>
-          <w:b w:val="0"/>
-          <w:i w:val="0"/>
-        </w:rPr>
-        <w:t>: اينثا اع ةيعدلما تيكلوم ن أ ةرقولما ةرئالدا ماقلمدكؤن قت الل ةحمر نييز دحم أ فيوتلما اجهوز ثرا في اهقبح ةبلاطلمباةكستمم يزارلحا ة ةغلابلا صصلحا في يعشرلا ابهيصن في لثتملما 90 ٪؜ نم ةكشر دحم أ نييز هدلاواو ةيراجتلا يلذا ذوحت سا ايهلع ىعدلما هيلع يرغب قح لاو ليبس برتعم لكتملل يعشر و أ مياظن فيو ليبس جارخت سا اذه قلحا هعاتزناو تردصا لي لةكاولا ةيماظنلا اهليثتمل ةبلاطلماو اهقوقبح ( قفرم 2 لةكاولا ةروص ) لاو لاني نم هذه ةقيقلحا ةتباثلا عمزي ام ه ىعدلما هيلع نم دوجو ليجست روصم تيكلولم يدبت هيف مدع اتهبغر في ةصمامخ ىعدلما هيلع و أ اطلما هفقوم ةملاس مدعب هكاردا هثعباةيوتللما بيلاسالا هذهل هيلع يعدلما ءولجو اهقوقبح ةبل تلايجستب لاةجلحباعراقت ةجلحاف لااو لمعي لا اتهيقوت و أ اهليجست فورظ اتهصحوا ةبلاطلما لىع اهصرح لىع تيكلوم نم اديك أتو اهقبح ةبلاطلما لىع اهراصرا في ليو أتلاو كيكشتلا لبقي لا يلذاو يحصرلا رارقلاا ةرئالدا ماقلم قفرن انناف مياظنلاو يعشرلا اهقبح هبيذكاأو هيلع ىعدلما تاءاترفا ضحدو ةيانهلا تىح ةراثلما هتجهاوم في ةتباثلا قوقلحا طاقسا دصقب ةيضالما ةسللجا في هنم اذهو ايهلع بيغشتلاو قيتن ام ن اهمهفو ةرئالدا ةيرصبو رظن لىع ليطني نل هن أ اهدافحا هيلع دهش دقو هديي أتو اللنوع دعب بقاثلا قفرم ( يزاغ انهبا نم 3 رارقالا ةروص ماق أ دقف ةمدتمح هيلع ىعدلماو يكلوم ينب ةموصلخا نا ةرقولما ةرئالدا هونن نا دونو ) تيكلوم دض ىوعد هيلع ىعدلما امهازللا غلبم له عفدت ن أب ( 135.000.000 ليار ) قمرب ةدبج ةماعلا ةكملمحبا ةروظنم هيو ( 4570053093 ) نم عفلدا اذه تفاتهو فارطالا ينب فلالخاو ةموصلخا دوجو ينبي امم ىوعلدا لكت في ايهمامحو اهليكو نااو . هيلع ىعدلما</w:t>
+        <w:t>[المتن الفعلي: الوقائع / الأسباب / المنطوق] ===</w:t>
+        <w:br/>
+        <w:t>املدعى عليه . واان وكيلها وحمامهيا يف تكل ادلعوى مما يبني وجود اخلصومة واخلالف بني الاطراف وهتافت هذا ادلفع من ( 4570053093 ) ويه منظورة ابحملمكة العامة جبدة برمق ( رايل 135.000.000 ) بأ ن تدفع هل مبلغ اللزاهما املدعى عليه دعوى ضد مولكيت ( ونود ان ننوه ادلائرة املوقرة ان اخلصومة بني مولكي واملدعى عليه حمتدمة فقد أ قام صورة الاقرار 3 من ابهنا غازي ) مرفق الثاقب بعد عونللا وتأ ييده وقد شهد عليه احفادها أ نه لن ينطيل عىل نظر وبصرية ادلائرة وفهمها ن ما نتيق والتشغيب علهيا وهذا منه يف اجللسة املاضية بقصد اسقاط احلقوق الثابتة يف مواهجته املثارة حىت الهناية ودحض افرتاءات املدعى عليه وأاكذيبه حبقها الرشعي والنظايم فاننا نرفق ملقام ادلائرة االقرار الرصحي واذلي ال يقبل التشكيك والتأ ويل يف ارصارها عىل املطالبة حبقها وتأ كيدا من مولكيت عىل حرصها عىل املطالبة اوحصهتا ظروف تسجيلها أ و توقيهتا ال يعمل واال فاحلجة تقارعابحلجةال بتسجيالت لبة حبقوقها وجلوء املدعي عليه لهذه الاساليب امللتويةابعثه ادراكه بعدم سالمة موقفه املطا أ و عليه املدعى خمامصة يف رغبهتا عدم فيه تبدي ملولكيت مصور تسجيل وجود من عليه املدعى ه ما يزمع الثابتة احلقيقة هذه من ينال وال ( صورة الواكةل 2 مرفق ) حبقوقها واملطالبة لمتثيلها النظامية الواكةل يل اصدرت وانزتاعه احلق هذا اس تخراج سبيل ويف نظايم أ و رشعي للمتكل معترب سبيل وال حق بغري عليه املدعى علهيا اس تحوذ اذلي التجارية واوالده زيين أ محد رشكة من ؜٪ 90 املمتثل يف نصيهبا الرشعي يف احلصص البالغة ة احلرازي ممتسكةابملطالبة حبقها يف ارث زوهجا املتويف أ محد زيين رمحة للا تق نؤكدملقام ادلائرة املوقرة أ ن مولكيت املدعية عا اثنيا :</w:t>
       </w:r>
     </w:p>
     <w:p>
@@ -595,7 +593,7 @@
           <w:b w:val="0"/>
           <w:i w:val="0"/>
         </w:rPr>
-        <w:t>ابع نب دمحا نب ھماسأ</w:t>
+        <w:t>أسامھ بن احمد بن عبا</w:t>
       </w:r>
     </w:p>
     <w:p>
@@ -608,7 +606,7 @@
           <w:b w:val="0"/>
           <w:i w:val="0"/>
         </w:rPr>
-        <w:t>ابع نب دمحا نب ھماسأ</w:t>
+        <w:t>أسامھ بن احمد بن عبا</w:t>
       </w:r>
     </w:p>
     <w:p>
@@ -621,7 +619,7 @@
           <w:b w:val="0"/>
           <w:i w:val="0"/>
         </w:rPr>
-        <w:t>ةدياز و أ ناصقن ، لازنباو اذه ريرقتلا يعشرلا لىع غلبلما موكلمحا هب دعبو علاطالا لىع كص صرح ثرلاا ( قفرم 5 صرح ثرلاا ) رهظي ةرئالدل ةرقولما لاو ىفيخ لىع .: لياتلكاحبصت هب موكلمحا غلبلما ةيمق ن أ اهملع فيشر</w:t>
+        <w:t>رشيف علمها أ ن قمية املبلغ احملكوم به تصبحاكلتايل .: عىل خيفى وال املوقرة لدلائرة يظهر ( االرث حرص 5 مرفق ) االرث حرص صك عىل الاطالع وبعد به احملكوم املبلغ عىل الرشعي التقرير هذا وابنزال ، نقصان أ و زايدة</w:t>
       </w:r>
     </w:p>
     <w:p>
@@ -634,32 +632,30 @@
           <w:b w:val="0"/>
           <w:i w:val="0"/>
         </w:rPr>
-        <w:t>1- هردقو اغلبم لكذ ليماجا نوكيو اهفراصم بسح فصري ثلثلا : ةيصولا ( هردق و غلبم 110,672.379 ةشرع و ةئام ) ليار نوعب س و ةعست و ةئاثملاث و فلا نوعب س و نانثا و ةئتماس و نويلم 2- هردقو اغلبم قحت سي هيلع يعدلما عم ةفصانلمبا تيكلولم نثملاو ةيصولل ثلثلا غلبم مصخ دعب ؛ نييز ننادع يكلوم ( 96.779.270 ليار نوعب س و ناتئم و فلا نوعب س و ةعست و ةئماعب س و نويلم نوعست و ةت س )ليار</w:t>
+        <w:t>رايل( س تة و تسعون مليون و س بعامئة و تسعة و س بعون الف و مئتان و س بعون رايل 96.779.270 ) مولكي عدانن زيين ؛ بعد خصم مبلغ الثلث للوصية والمثن ملولكيت ابملناصفة مع املدعي عليه يس تحق مبلغا وقدره 2- مليون و سامتئة و اثنان و س بعون الف و ثالمثائة و تسعة و س بعون رايل ( مائة و عرشة 672.379,110 مبلغ و قدره ) الوصية : الثلث يرصف حسب مصارفها ويكون اجاميل ذكل مبلغا وقدره 1-</w:t>
       </w:r>
     </w:p>
     <w:p>
       <w:pPr>
+        <w:pStyle w:val="Heading2"/>
         <w:jc w:val="right"/>
         <w:bidi/>
       </w:pPr>
       <w:r>
-        <w:rPr>
-          <w:b w:val="0"/>
-          <w:i w:val="0"/>
-        </w:rPr>
-        <w:t>3- ع تيكلوم ةقتا هردقو اغلبم اعشراهل قحت سلما نثملا حبصي ةيصولل ثلثلا غلبم مصخ دعب ؛ يزارلحا ( 27.651.219 ةعب س)ليار ليار شرع ةعست و ناتئمو فلا نوسخمو دحاو و ةئتماس و نويلم نوشرع و كللو ب س ام ق هذه في هنايب ةركذلما عم رظنلا لمح لىوالا ةجرلدا ةكممح كمح ديي أت ةرئالدا ماقم نم بلطن ةقباسلا تاركذلماو و اثلثا دنبلا في فنلا ليصفتلا قفو ةقوطنم ليصفت انضحو ام ه انتركذم في ةيضاترعالا كملحا قوطنم ليصفتب ايهف انبلاط تيلا ةيحج مكاحالا بستكتو عطاقو تبا كلشب تاعزانلما في لصفلا في ةيئاضقلا مكاحالا نم ةياغلا ققحتت تىح لامجم ءاج يلذا هب ضيقلما رم لا</w:t>
+        <w:t>[الطلبات / المرفقات] ===</w:t>
+        <w:br/>
+        <w:t>ال مر املقيض به اذلي جاء مجمال حىت تتحقق الغاية من الاحاكم القضائية يف الفصل يف املنازعات بشلك ابت وقاطع وتكتسب الاحاكم جحية اليت طالبنا فهيا بتفصيل منطوق احلمك الاعرتاضية يف مذكرتنا ه ما وحضنا تفصيل منطوقة وفق التفصيل النف يف البند اثلثا و واملذكرات السابقة نطلب من مقام ادلائرة تأ ييد حمك حممكة ادلرجة الاوىل حمل النظر مع املذكرة بيانه يف هذه ق ما س ب وللك و عرشون مليون و سامتئة و واحد ومخسون الف ومئتان و تسعة عرش رايل رايل(س بعة 27.651.219 ) احلرازي ؛ بعد خصم مبلغ الثلث للوصية يصبح المثن املس تحق لهارشعا مبلغا وقدره اتقة مولكيت ع 3-</w:t>
       </w:r>
     </w:p>
     <w:p>
       <w:pPr>
+        <w:pStyle w:val="Heading2"/>
         <w:jc w:val="right"/>
         <w:bidi/>
       </w:pPr>
       <w:r>
-        <w:rPr>
-          <w:b w:val="0"/>
-          <w:i w:val="0"/>
-        </w:rPr>
+        <w:t>[المتن الفعلي: الوقائع / الأسباب / المنطوق] ===</w:t>
+        <w:br/>
         <w:t>،،،، كماعري و كمظفيح اللو</w:t>
       </w:r>
     </w:p>
@@ -686,7 +682,7 @@
           <w:b w:val="0"/>
           <w:i w:val="0"/>
         </w:rPr>
-        <w:t>احملايم د. محمد بن فواز بن منري الثعيل</w:t>
+        <w:t>ليعثلا يرنم نب زاوف نب دمحم .د ميالمحا</w:t>
       </w:r>
     </w:p>
     <w:p>
@@ -803,7 +799,7 @@
           <w:b w:val="0"/>
           <w:i w:val="0"/>
         </w:rPr>
-        <w:t>ابع نب دمحا نب ھماسأ</w:t>
+        <w:t>أسامھ بن احمد بن عبا</w:t>
       </w:r>
     </w:p>
     <w:p>
@@ -816,7 +812,7 @@
           <w:b w:val="0"/>
           <w:i w:val="0"/>
         </w:rPr>
-        <w:t>ابع نب دمحا نب ھماسأ</w:t>
+        <w:t>أسامھ بن احمد بن عبا</w:t>
       </w:r>
     </w:p>
     <w:sectPr>

--- a/zaini_case_audit_output/outputs/word/documents/079_مذكرة توضيحية من المدعي ـ 06-03-1445.docx
+++ b/zaini_case_audit_output/outputs/word/documents/079_مذكرة توضيحية من المدعي ـ 06-03-1445.docx
@@ -244,7 +244,7 @@
       <w:r>
         <w:t>[المتن الفعلي: الوقائع / الأسباب / المنطوق] ===</w:t>
         <w:br/>
-        <w:t>هتكاربو الل ةحمرو كميلع ملاسلا ،،،</w:t>
+        <w:t>،،، السالم عليمك ورمحة للا وبراكته</w:t>
       </w:r>
     </w:p>
     <w:p>
@@ -476,7 +476,7 @@
           <w:b w:val="0"/>
           <w:i w:val="0"/>
         </w:rPr>
-        <w:t>:اثلثا بيصن لىع صيصنتلاو كملحا قوطنم ليصفت بلط لة أسم لوح حاضياو نايب ديزم في ةرقولما ةرئالدا انل نذ أت نا بغرن ، ذافنلا ةبجاو الل هحمر ثرولما نم ةيصو دوجو عم ابه موكلمحا صصلحا ةيمق في يكلوم علاطلاباو ( ةيصولا كص لىع لم أتلاو قفرم 4 ةيصولا كص دعبف ، ةيصولا تابثا كصب ةتبثلما ةيصولا فراصم قفو هتكرت ثلثب صىو أ دق اللهحمر ثرولما ن أ دنج ) ةب سن لىع صن ن أ 5 ٪؜ فقوك لل نييز ةشرعو ينيلام فقوك يملع ةسخمو ينيلام ءايحلا ضر أ ةدج يداوب ةمطاف دعب اذه هكل تم صنلا لىع (( امو ىقبت نم ثلثلا عزوي لىع يدافحا .. لخا )) امم نيعي ن أ ةب سنلا 5٪؜ ةشرعلاو ينيلام ةسلخماو ينيلام مصتخ نم ثلث ةيصولا تسيلو جراخ ثلثلا امو ىقبتي نم اذه ثلثلا دعب هذه فراصلما ةثلاثلا ةددلمحا عزوي لىع دافح لا قفو ليصفتلا تبثلما ةيصولبا دقو ىرت ةرئالدا ةرقولما ن أ كص تابثا ةيصولا أدتبا ن أب فراصم ثلثلا ةثلاثلا ثم صن لىع ن أ قبت ام ى نم اذه ثلثلا عزوي لىع دافحالا يدقتلاو يرخ أتلاو في دصر تابغر ثرولما في هتيصو لا يرغي نم ن أ ةيصولا هي ثلثلا نود</w:t>
+        <w:t>دون الثلث يه الوصية أ ن من يغري ال وصيته يف املورث رغبات رصد يف والتأ خري والتقدي الاحفاد عىل يوزع الثلث هذا من ى ما تبق أ ن عىل نص مث الثالثة الثلث مصارف بأ ن ابتدأ الوصية اثبات صك أ ن املوقرة ادلائرة ترى وقد ابلوصية املثبت التفصيل وفق ال حفاد عىل يوزع احملددة الثالثة املصارف هذه بعد الثلث هذا من يتبقى وما الثلث خارج وليست الوصية ثلث من ختصم ماليني وامخلسة ماليني والعرشة ؜٪5 النس بة أ ن يعين مما (( اخل .. احفادي عىل يوزع الثلث من تبقى وما )) عىل النص مت لكه هذا بعد فاطمة بوادي جدة أ رض الحياء ماليني ومخسة علمي كوقف ماليني وعرشة زيين لل كوقف ؜٪ 5 أ ن نص عىل نس بة ( جند أ ن املورث رمحهللا قد أ وىص بثلث تركته وفق مصارف الوصية املثبتة بصك اثبات الوصية ، فبعد صك الوصية 4 مرفق والتأ مل عىل صك الوصية ) وابالطالع مولكي يف قمية احلصص احملكوم هبا مع وجود وصية من املورث رمحه للا واجبة النفاذ ، نرغب ان تأ ذن لنا ادلائرة املوقرة يف مزيد بيان وايضاح حول مسأ ةل طلب تفصيل منطوق احلمك والتنصيص عىل نصيب اثلثا:</w:t>
       </w:r>
     </w:p>
     <w:p>
@@ -682,7 +682,7 @@
           <w:b w:val="0"/>
           <w:i w:val="0"/>
         </w:rPr>
-        <w:t>ليعثلا يرنم نب زاوف نب دمحم .د ميالمحا</w:t>
+        <w:t>احملايم د. محمد بن فواز بن منري الثعيل</w:t>
       </w:r>
     </w:p>
     <w:p>
